--- a/templates/openagreements-cc-by-4.0/openagreements-restrictive-covenant-missouri/template.fill.docx
+++ b/templates/openagreements-cc-by-4.0/openagreements-restrictive-covenant-missouri/template.fill.docx
@@ -1368,7 +1368,7 @@
         <w:t xml:space="preserve">“Protected Interests”</w:t>
       </w:r>
       <w:r>
-        <w:t xml:space="preserve"> means the two legitimate business interests a Missouri restrictive covenant may protect under Healthcare Servs. of the Ozarks, Inc. v. Copeland, 198 S.W.3d 604 (Mo. banc 2006), namely Employer's trade secrets as defined by the Missouri Uniform Trade Secrets Act (Mo. Rev. Stat. § 417.453(4)) and Employer's customer contacts — its goodwill in the customer relationships Employee had substantial contact with and an opportunity to influence — but not Employer's interest in avoiding ordinary competition by a former employee.</w:t>
+        <w:t xml:space="preserve"> means the two legitimate business interests a Missouri restrictive covenant may protect: Employer's Trade Secrets and Employer's customer contacts — its goodwill in the customer relationships Employee had substantial contact with and an opportunity to influence — but not Employer's interest in avoiding ordinary competition by a former employee.</w:t>
       </w:r>
     </w:p>
     <w:p>
@@ -1481,7 +1481,7 @@
         <w:ind w:left="720"/>
       </w:pPr>
       <w:r>
-        <w:t xml:space="preserve">Employer and Employee acknowledge that each restrictive covenant in this agreement is intended to protect one or more of Employer's Protected Interests and to impose no restraint greater than is necessary to protect that interest. Missouri has no general non-compete statute; a covenant not to compete is a restraint on trade that is presumptively void and enforceable only to the extent it is demonstrably reasonable (Payroll Advance, Inc. v. Yates, 270 S.W.3d 428 (Mo. App. S.D. 2008)), and only to the extent it protects Employer's trade secrets or customer contacts — not against mere competition by a former employee (Healthcare Servs. of the Ozarks, Inc. v. Copeland, 198 S.W.3d 604 (Mo. banc 2006)). Employer bears the burden of proving both a protectable interest and the reasonableness of the covenant's time and geographic terms (Whelan Sec. Co. v. Kennebrew, 379 S.W.3d 835 (Mo. banc 2012)). The parties acknowledge that Employer's customer-contacts interest exists where Employee had substantial contact with customers and an opportunity to influence them, without any showing of actual solicitation, and that Employer would not provide Employee with access to its trade secrets and customer relationships absent the protections in this agreement. Each covenant is intended to be no more restrictive than is necessary to protect a Protected Interest, and recitals about goodwill, market position, or competitive advantage do not substitute for that tailoring.</w:t>
+        <w:t xml:space="preserve">Employer and Employee acknowledge that each restrictive covenant in this agreement is intended to protect one or more of Employer's Protected Interests and to impose no restraint greater than is necessary to protect that interest. The parties acknowledge that Employer would not provide Employee with access to its trade secrets and customer relationships absent the protections in this agreement. Each covenant is intended to be no more restrictive than is necessary to protect a Protected Interest.</w:t>
       </w:r>
     </w:p>
     <w:p>
@@ -1519,7 +1519,7 @@
         <w:t xml:space="preserve">{independent_consideration}</w:t>
       </w:r>
       <w:r>
-        <w:t xml:space="preserve">, actually conferred on Employee in exchange for Employee's assent to the covenants in this agreement. The parties do not rely on the mere offer or continuation of at-will employment as the sole consideration for these covenants: the Missouri Supreme Court has held that an offer of continued at-will employment is not valid consideration because the employer makes no legally enforceable promise beyond what it is already entitled to do (Baker v. Bristol Care, Inc., 450 S.W.3d 770 (Mo. banc 2014)), and a federal court applying Baker concluded that at-will employment is not a source of consideration under Missouri contract law (Durrell v. Tech Elecs., Inc., No. 4:16-cv-01367 (E.D. Mo. Nov. 15, 2016)), although the court of appeals has accepted continued at-will employment together with access to the employer's customers and assets (JumboSack Corp. v. Buyck, 407 S.W.3d 51 (Mo. App. E.D. 2013)). Employee acknowledges having had the opportunity to consult with independent legal counsel before signing this agreement. Employee acknowledges that adequate consideration establishes only that the covenants are supported, not that they are reasonable — each covenant must independently be no more restrictive than is necessary to protect a Protected Interest. This agreement is effective as of the Effective Date listed in Cover Terms.</w:t>
+        <w:t xml:space="preserve">, actually conferred on Employee in exchange for Employee's assent to the covenants in this agreement. The parties do not rely on the mere offer or continuation of at-will employment as the sole consideration for these covenants. Employee acknowledges having had the opportunity to consult with independent legal counsel before signing this agreement. Employee acknowledges that adequate consideration establishes only that the covenants are supported, not that they are reasonable — each covenant must independently be no more restrictive than is necessary to protect a Protected Interest. This agreement is effective as of the Effective Date listed in Cover Terms.</w:t>
       </w:r>
     </w:p>
     <w:p>
@@ -1548,7 +1548,7 @@
         <w:ind w:left="720"/>
       </w:pPr>
       <w:r>
-        <w:t xml:space="preserve">Employee must treat all Confidential Information as strictly confidential. Employee must not use or disclose Confidential Information except as required to perform authorized job duties or with Employer's prior written consent. Employee's obligations regarding trade secrets continue in perpetuity, for as long as the information remains a trade secret. Employee's obligations regarding other Confidential Information continue for the period specified in Cover Terms. Trade secrets are protected under Missouri law, including the Missouri Uniform Trade Secrets Act, Mo. Rev. Stat. §§ 417.450–417.467, which defines a trade secret by information that derives independent economic value from not being generally known and that is the subject of efforts that are reasonable under the circumstances to maintain its secrecy (Mo. Rev. Stat. § 417.453(4)). This confidentiality obligation is intended to operate alongside, and independent of, any restrictive covenant, and does not restrict Employee's use of the general knowledge, skill, and experience Employee acquired during employment.</w:t>
+        <w:t xml:space="preserve">Employee must treat all Confidential Information as strictly confidential. Employee must not use or disclose Confidential Information except as required to perform authorized job duties or with Employer's prior written consent. Employee's obligations regarding trade secrets continue in perpetuity, for as long as the information remains a trade secret. Employee's obligations regarding other Confidential Information continue for the period specified in Cover Terms. This confidentiality obligation is intended to operate alongside, and independent of, any restrictive covenant, and does not restrict Employee's use of the general knowledge, skill, and experience Employee acquired during employment.</w:t>
       </w:r>
     </w:p>
     <w:p>
@@ -1606,7 +1606,7 @@
         <w:ind w:left="720"/>
       </w:pPr>
       <w:r>
-        <w:t xml:space="preserve">Upon termination of employment, Employee must promptly return to Employer all documents, devices, files, credentials, and other materials containing or relating to Confidential Information. Where permitted, Employee must permanently delete electronic copies of Confidential Information from personal devices and accounts. Employee must certify compliance with this section in writing upon Employer's request. The parties intend that these return, deletion, and certification mechanics serve as part of Employer's efforts reasonable under the circumstances to maintain the secrecy of its trade secrets, as contemplated by Mo. Rev. Stat. § 417.453(4), and that the written certification supply evidence for any application to enjoin actual or threatened misappropriation under Mo. Rev. Stat. § 417.455.1.</w:t>
+        <w:t xml:space="preserve">Upon termination of employment, Employee must promptly return to Employer all documents, devices, files, credentials, and other materials containing or relating to Confidential Information. Where permitted, Employee must permanently delete electronic copies of Confidential Information from personal devices and accounts. Employee must certify compliance with this section in writing upon Employer's request. The parties intend that these return, deletion, and certification mechanics serve as part of Employer's reasonable efforts to maintain the secrecy of its trade secrets.</w:t>
       </w:r>
     </w:p>
     <w:p>
@@ -1640,7 +1640,7 @@
         <w:ind w:left="720"/>
       </w:pPr>
       <w:r>
-        <w:t xml:space="preserve">During the Restricted Period, Employee must not Solicit, recruit, hire, or attempt to hire any Covered Employee, or otherwise interfere with the employment of any Covered Employee. This restriction does not prohibit Employee from providing a professional reference upon request or from hiring a person who responds to a general advertisement not directed specifically at Employer's employees. This covenant protects Employer's workforce, not its customer relationships, and the parties intend it to fit within the safe harbor of Mo. Rev. Stat. § 431.202, which conclusively presumes an employee no-hire or anti-raiding covenant reasonable if its postemployment duration is no more than one year; the parties therefore intend the Restricted Period for this covenant to be no longer than one year. This covenant does not apply to any Covered Employee who provided only secretarial or clerical services, consistent with the exclusion in Mo. Rev. Stat. § 431.202.1(4).</w:t>
+        <w:t xml:space="preserve">During the Restricted Period, Employee must not Solicit, recruit, hire, or attempt to hire any Covered Employee, or otherwise interfere with the employment of any Covered Employee. This restriction does not prohibit Employee from providing a professional reference upon request or from hiring a person who responds to a general advertisement not directed specifically at Employer's employees. This covenant protects Employer's workforce, not its customer relationships, and the parties intend the Restricted Period for this covenant to be no longer than one year. This covenant does not apply to any Covered Employee who provided only secretarial or clerical services.</w:t>
       </w:r>
     </w:p>
     <w:p>
@@ -1679,7 +1679,7 @@
         <w:ind w:left="720"/>
       </w:pPr>
       <w:r>
-        <w:t xml:space="preserve">During the Restricted Period, Employee must not Solicit the business of any Covered Customer. Missouri courts analyze this customer non-solicitation covenant under the common-law reasonableness standard, because the § 431.202 safe harbor does not reach customer restrictions; the covenant reaches only Covered Customers whom Employee actually serviced or had substantial contact with and is no broader than necessary to protect Employer's legitimate interest in customer contacts. The parties draft this covenant to that serviced-customer class deliberately, because the Missouri Supreme Court held a customer non-solicitation clause overbroad as written where it reached customers regardless of the employee's relationship with them, including prospective customers, beyond the employer's legitimate customer-contacts interest (Whelan Sec. Co. v. Kennebrew, 379 S.W.3d 835 (Mo. banc 2012)). This covenant maps directly onto Employer's customer-contacts interest and, together with the confidentiality and trade-secret protections in this agreement, is often a stronger and more readily enforceable protection than a broad non-compete.</w:t>
+        <w:t xml:space="preserve">During the Restricted Period, Employee must not Solicit the business of any Covered Customer. This covenant reaches only Covered Customers whom Employee actually serviced or had substantial contact with, and is no broader than necessary to protect Employer's legitimate interest in customer contacts. This covenant maps directly onto Employer's customer-contacts interest and operates alongside the confidentiality and trade-secret protections in this agreement.</w:t>
       </w:r>
     </w:p>
     <w:p>
@@ -1718,7 +1718,7 @@
         <w:ind w:left="720"/>
       </w:pPr>
       <w:r>
-        <w:t xml:space="preserve">During the Restricted Period, Employee must not accept, service, or do business with any Covered Customer, regardless of whether Employee or the Covered Customer first initiated contact. This restriction is broader than non-solicitation because it applies even if the Covered Customer approaches Employee. Missouri treats every contract in restraint of trade as unlawful by default (Mo. Rev. Stat. § 416.031(1)), and this covenant is enforceable only to the extent it is no more restrictive than is necessary to protect Employer's trade-secret or customer-contact interest; the parties therefore size it tightly to the customer contacts it protects and reach only Covered Customers whom Employee actually serviced or had substantial contact with.</w:t>
+        <w:t xml:space="preserve">During the Restricted Period, Employee must not accept, service, or do business with any Covered Customer, regardless of whether Employee or the Covered Customer first initiated contact. This restriction is broader than non-solicitation because it applies even if the Covered Customer approaches Employee. This covenant reaches only Covered Customers whom Employee actually serviced or had substantial contact with, and is no more restrictive than is necessary to protect Employer's trade-secret or customer-contact interest.</w:t>
       </w:r>
     </w:p>
     <w:p>
@@ -1757,7 +1757,7 @@
         <w:ind w:left="720"/>
       </w:pPr>
       <w:r>
-        <w:t xml:space="preserve">During the Restricted Period, Employee must not engage in, be employed by, consult for, or have an active ownership interest in any Competitive Business within the Restricted Territory. This covenant exists to protect Employer's Protected Interests — its trade secrets and its customer contacts — and not to restrain ordinary competition, which Missouri does not permit a covenant to restrain (Healthcare Servs. of the Ozarks, Inc. v. Copeland, 198 S.W.3d 604 (Mo. banc 2006)). A Missouri non-compete begins as a presumptively void restraint, and Employer bears the burden of demonstrating a protectable interest and reasonableness as to time and geographic space (Whelan Sec. Co. v. Kennebrew, 379 S.W.3d 835 (Mo. banc 2012)); the parties therefore intend this covenant's time and territory to be sized to Employee's actual role and Employer's actual market and to be no more restrictive than is necessary. If Employer has identified specific competitors in Cover Terms under Specified Competitors, the parties intend this covenant to be understood and, if necessary, enforced as limited to those named competitors, because a restraint bound to named competitors is strong evidence that it is no more restrictive than necessary. Passive Public Holdings are permitted.</w:t>
+        <w:t xml:space="preserve">During the Restricted Period, Employee must not engage in, be employed by, consult for, or have an active ownership interest in any Competitive Business within the Restricted Territory. This covenant exists to protect Employer's Protected Interests — its trade secrets and its customer contacts — and not to restrain ordinary competition. The parties intend this covenant's time and territory to be sized to Employee's actual role and Employer's actual market and to be no more restrictive than is necessary. If Employer has identified specific competitors in Cover Terms under Specified Competitors, the parties intend this covenant to be understood and, if necessary, enforced as limited to those named competitors. Passive Public Holdings are permitted.</w:t>
       </w:r>
     </w:p>
     <w:p>
@@ -1796,7 +1796,7 @@
         <w:ind w:left="720"/>
       </w:pPr>
       <w:r>
-        <w:t xml:space="preserve">During the Restricted Period, Employee must not acquire or hold any active ownership interest in, serve as a director, officer, manager, or advisor to, or have material economic participation in any Competitive Business. This restriction primarily targets active or material ownership in private competitors. Because this covenant restrains active roles at and material participation in a Competitive Business, it is a post-employment restraint enforceable only to the extent it is no more restrictive than is necessary to protect Employer's trade secrets or customer contacts; the parties draw it no broader than that interest requires and acknowledge that a bare ban on investing that protects neither trade secrets nor customer contacts would restrain conduct no Missouri interest reaches. Passive Public Holdings are permitted.</w:t>
+        <w:t xml:space="preserve">During the Restricted Period, Employee must not acquire or hold any active ownership interest in, serve as a director, officer, manager, or advisor to, or have material economic participation in any Competitive Business. This restriction primarily targets active or material ownership in private competitors. This covenant is a post-employment restraint no more restrictive than is necessary to protect Employer's trade secrets or customer contacts, and the parties draw it no broader than that interest requires. Passive Public Holdings are permitted.</w:t>
       </w:r>
     </w:p>
     <w:p>
@@ -1859,7 +1859,7 @@
         <w:ind w:left="720"/>
       </w:pPr>
       <w:r>
-        <w:t xml:space="preserve">If Employee is a physician or other health care practitioner, any covenant in this agreement restraining Employee from practice is drafted against Missouri's ordinary reasonableness standard, not against a physician-specific statute: Missouri has no statute imposing a duration or radius cap on physician non-competes, so a physician covenant is tested under the same standard as any other restrictive covenant — it must be no more restrictive than is necessary to protect Employer's trade secrets or customer contacts (here, patient and referral relationships) (Healthcare Servs. of the Ozarks, Inc. v. Copeland, 198 S.W.3d 604 (Mo. banc 2006)). Accordingly, any physician covenant in this agreement is intended to use a narrow radius and a short term, to preserve patient access and continuity of care, and to be enforced only to the extent it survives that reasonableness standard. This agreement does not assume any pending legislation, including a legislative proposal that would set a duration and radius framework for physician covenants with nonprofit employers that has been introduced but not enacted as of the drafting of this agreement.</w:t>
+        <w:t xml:space="preserve">If Employee is a physician or other health care practitioner, any covenant in this agreement restraining Employee from practice is no more restrictive than is necessary to protect Employer's trade secrets or customer contacts, here patient and referral relationships. Any physician covenant in this agreement is intended to use a narrow radius and a short term, to preserve patient access and continuity of care. This agreement does not rely on any pending or proposed legislation.</w:t>
       </w:r>
     </w:p>
     <w:p>
@@ -1917,7 +1917,7 @@
         <w:ind w:left="720"/>
       </w:pPr>
       <w:r>
-        <w:t xml:space="preserve">Employer may disclose the existence and terms of this agreement to any prospective employer or business associate of Employee if Employer has a reasonable belief that Employee may breach this agreement. Employee consents to this disclosure. Employer acknowledges that a notice built on a covenant that cannot name its trade-secret or customer-contact interest may expose Employer to a tortious-interference claim rather than deter a hire, and that it should condition any such notice on a restraint it is prepared to defend as reasonable and tied to a Protected Interest.</w:t>
+        <w:t xml:space="preserve">Employer may disclose the existence and terms of this agreement to any prospective employer or business associate of Employee if Employer has a reasonable belief that Employee may breach this agreement. Employee consents to this disclosure.</w:t>
       </w:r>
     </w:p>
     <w:p>
@@ -1946,7 +1946,7 @@
         <w:ind w:left="720"/>
       </w:pPr>
       <w:r>
-        <w:t xml:space="preserve">If Employee breaches any restrictive covenant in this agreement, the Restricted Period for that covenant is extended by one day for each day of the breach, so that the full duration of the restriction runs from the date the breach ends. The parties acknowledge that Missouri law does not clearly require a court to toll or extend a restricted period during breach or litigation, and that any extension is itself a restraint that must remain reasonable: an extension that pushes an employee non-solicitation covenant past the one-year duration of the § 431.202 safe harbor, or that stretches any covenant beyond the stated time terms Employer must defend as reasonable under Whelan Sec. Co. v. Kennebrew, 379 S.W.3d 835 (Mo. banc 2012), trades a known-good duration for an open reasonableness question. The parties therefore do not intend an open-ended or indefinite extension, and any extension must remain reasonable and bounded.</w:t>
+        <w:t xml:space="preserve">If Employee breaches any restrictive covenant in this agreement, the Restricted Period for that covenant is extended by one day for each day of the breach, so that the full duration of the restriction runs from the date the breach ends. The parties do not intend an open-ended or indefinite extension, and any extension must remain reasonable and bounded.</w:t>
       </w:r>
     </w:p>
     <w:p>
@@ -1975,7 +1975,7 @@
         <w:ind w:left="720"/>
       </w:pPr>
       <w:r>
-        <w:t xml:space="preserve">Employee acknowledges that a breach of this agreement may cause Employer irreparable harm for which money damages would be inadequate. Employer may seek injunctive or other equitable relief in addition to any other remedies available at law, including relief under the Missouri Uniform Trade Secrets Act, Mo. Rev. Stat. § 417.455.1, under which actual or threatened misappropriation of a trade secret may be enjoined independent of any covenant. The parties acknowledge that a contractual attorney-fee award goes only to the prevailing party (Paradise v. Midwest Asphalt Coatings, Inc., 316 S.W.3d 327 (Mo. App. W.D. 2010)), so that an Employer that needs a court to narrow an overbroad covenant before enforcing it may fail to qualify as the prevailing party and lose the fee award even where the covenant is ultimately enforced as modified; the value of any fee provision therefore depends on the covenants having been sized reasonably from the outset.</w:t>
+        <w:t xml:space="preserve">Employee acknowledges that a breach of this agreement may cause Employer irreparable harm for which money damages would be inadequate. Employer may seek injunctive or other equitable relief in addition to any other remedies available at law, including relief for the actual or threatened misappropriation of a trade secret under the Missouri Uniform Trade Secrets Act.</w:t>
       </w:r>
     </w:p>
     <w:p>
@@ -2033,7 +2033,7 @@
         <w:ind w:left="720"/>
       </w:pPr>
       <w:r>
-        <w:t xml:space="preserve">Missouri courts can give effect to the purpose of an overbroad covenant either by refusing to give effect to the unreasonable terms or by modifying the terms of the contract to be reasonable (Whelan Sec. Co. v. Kennebrew, 379 S.W.3d 835 (Mo. banc 2012)); Employer requests such modification if any restraint in this agreement is found to be overbroad. That power is discretionary rather than automatic: a Missouri court may, in its discretion, refuse both to enforce and to modify a covenant, as one court of appeals did with a covenant that lacked any geographic or other non-temporal limit (Sigma-Aldrich Corp. v. Vikin, 451 S.W.3d 767 (Mo. App. E.D. 2014)). Accordingly, each restrictive covenant in this agreement is drawn as a tiered, severable, reasonable restraint sized to the Protected Interests from the start and is intended to be enforceable as written rather than in reliance on judicial revision.</w:t>
+        <w:t xml:space="preserve">Employer requests modification of any restraint in this agreement found to be overbroad, to the least extent necessary to make it reasonable and enforceable. Each restrictive covenant in this agreement is drawn as a tiered, severable, reasonable restraint sized to the Protected Interests from the start and is intended to be enforceable as written rather than in reliance on judicial revision.</w:t>
       </w:r>
     </w:p>
     <w:p>
@@ -2062,7 +2062,7 @@
         <w:ind w:left="720"/>
       </w:pPr>
       <w:r>
-        <w:t xml:space="preserve">Each restrictive covenant in this agreement survives the termination of Employee's employment for the Restricted Period specified in Cover Terms. Obligations under the Confidential Information and Trade Secret Protection section survive indefinitely to the extent they relate to trade secrets. Because Missouri durations genuinely diverge by covenant type — perpetual for trade secrets, no more than one year for a safe-harbored employee non-solicitation covenant, and whatever the facts justify as reasonable for the rest — each covenant's survival period is checked independently against the interest it protects. All other provisions survive to the extent necessary to enforce rights that arose during employment.</w:t>
+        <w:t xml:space="preserve">Each restrictive covenant in this agreement survives the termination of Employee's employment for the Restricted Period specified in Cover Terms. Obligations under the Confidential Information and Trade Secret Protection section survive indefinitely to the extent they relate to trade secrets. Each covenant's survival period runs independently for the duration specified for that covenant in Cover Terms. All other provisions survive to the extent necessary to enforce rights that arose during employment.</w:t>
       </w:r>
     </w:p>
     <w:p>
@@ -2091,7 +2091,7 @@
         <w:ind w:left="720"/>
       </w:pPr>
       <w:r>
-        <w:t xml:space="preserve">Employee may not assign this agreement or any rights or obligations under it. Employer may assign this agreement to any affiliate, successor, or acquirer of all or substantially all of Employer's business or assets. This agreement is binding on and inures to the benefit of the parties and their respective heirs, successors, and permitted assigns. The parties acknowledge that an assignee inherits Employer's burden of proving its own protectable interest, and that customer contacts built for one business do not automatically map onto a successor's different customer book; an assignment moves the covenant but does not enlarge or upgrade it.</w:t>
+        <w:t xml:space="preserve">Employee may not assign this agreement or any rights or obligations under it. Employer may assign this agreement to any affiliate, successor, or acquirer of all or substantially all of Employer's business or assets. This agreement is binding on and inures to the benefit of the parties and their respective heirs, successors, and permitted assigns. An assignee takes this agreement subject to the same limits and acquires no greater rights than Employer holds under it.</w:t>
       </w:r>
     </w:p>
     <w:p>
@@ -2120,7 +2120,7 @@
         <w:ind w:left="720"/>
       </w:pPr>
       <w:r>
-        <w:t xml:space="preserve">This agreement is governed by the law listed in Cover Terms. Where Missouri law governs, the enforceability of each restrictive covenant is determined under Missouri's common-law reasonableness standard against the statutory baseline that every contract in restraint of trade is unlawful (Mo. Rev. Stat. § 416.031(1)); there is no general Missouri non-compete statute, and the two statutory safe harbors (Mo. Rev. Stat. §§ 431.202, 431.204) are narrow and do not create a general regime, so each covenant is drafted to survive the trade-secrets-or-customer-contacts reasonableness analysis rather than to escape it. Disputes will be resolved in the courts of the Governing Law state, subject to non-waivable rights under applicable law. The parties intend that the governing-law and venue choices match where Employee actually lives and works.</w:t>
+        <w:t xml:space="preserve">This agreement is governed by the law listed in Cover Terms. Disputes will be resolved in the courts of the Governing Law state, subject to non-waivable rights under applicable law. The parties intend that the governing-law and venue choices match where Employee actually lives and works.</w:t>
       </w:r>
     </w:p>
     <w:p>

--- a/templates/openagreements-cc-by-4.0/openagreements-restrictive-covenant-missouri/template.fill.docx
+++ b/templates/openagreements-cc-by-4.0/openagreements-restrictive-covenant-missouri/template.fill.docx
@@ -1368,7 +1368,7 @@
         <w:t xml:space="preserve">“Protected Interests”</w:t>
       </w:r>
       <w:r>
-        <w:t xml:space="preserve"> means the two legitimate business interests a Missouri restrictive covenant may protect: Employer's Trade Secrets and Employer's customer contacts — its goodwill in the customer relationships Employee had substantial contact with and an opportunity to influence — but not Employer's interest in avoiding ordinary competition by a former employee.</w:t>
+        <w:t xml:space="preserve"> means Employer's Trade Secrets and goodwill in customer relationships with which Employee had substantial contact and an opportunity to influence.</w:t>
       </w:r>
     </w:p>
     <w:p>
@@ -1452,7 +1452,7 @@
         <w:t xml:space="preserve">“Trade Secrets”</w:t>
       </w:r>
       <w:r>
-        <w:t xml:space="preserve"> has the meaning given in the Missouri Uniform Trade Secrets Act, Mo. Rev. Stat. § 417.453(4).</w:t>
+        <w:t xml:space="preserve"> means information that derives independent economic value from not being generally known or readily ascertainable and that Employer takes reasonable measures to keep secret.</w:t>
       </w:r>
     </w:p>
     <w:p>
@@ -1519,7 +1519,7 @@
         <w:t xml:space="preserve">{independent_consideration}</w:t>
       </w:r>
       <w:r>
-        <w:t xml:space="preserve">, actually conferred on Employee in exchange for Employee's assent to the covenants in this agreement. The parties do not rely on the mere offer or continuation of at-will employment as the sole consideration for these covenants. Employee acknowledges having had the opportunity to consult with independent legal counsel before signing this agreement. Employee acknowledges that adequate consideration establishes only that the covenants are supported, not that they are reasonable — each covenant must independently be no more restrictive than is necessary to protect a Protected Interest. This agreement is effective as of the Effective Date listed in Cover Terms.</w:t>
+        <w:t xml:space="preserve">, conferred on Employee in exchange for Employee's assent to the covenants in this agreement. Employee acknowledges having had the opportunity to consult with independent legal counsel before signing this agreement. This agreement is effective as of the Effective Date listed in Cover Terms.</w:t>
       </w:r>
     </w:p>
     <w:p>
@@ -1606,7 +1606,7 @@
         <w:ind w:left="720"/>
       </w:pPr>
       <w:r>
-        <w:t xml:space="preserve">Upon termination of employment, Employee must promptly return to Employer all documents, devices, files, credentials, and other materials containing or relating to Confidential Information. Where permitted, Employee must permanently delete electronic copies of Confidential Information from personal devices and accounts. Employee must certify compliance with this section in writing upon Employer's request. The parties intend that these return, deletion, and certification mechanics serve as part of Employer's reasonable efforts to maintain the secrecy of its trade secrets.</w:t>
+        <w:t xml:space="preserve">Upon termination of employment, Employee must promptly return to Employer all documents, devices, files, credentials, and other materials containing or relating to Confidential Information. Where permitted, Employee must permanently delete electronic copies of Confidential Information from personal devices and accounts. Employee must certify compliance with this section in writing upon Employer's request.</w:t>
       </w:r>
     </w:p>
     <w:p>
@@ -1640,7 +1640,7 @@
         <w:ind w:left="720"/>
       </w:pPr>
       <w:r>
-        <w:t xml:space="preserve">During the Restricted Period, Employee must not Solicit, recruit, hire, or attempt to hire any Covered Employee, or otherwise interfere with the employment of any Covered Employee. This restriction does not prohibit Employee from providing a professional reference upon request or from hiring a person who responds to a general advertisement not directed specifically at Employer's employees. This covenant protects Employer's workforce, not its customer relationships, and the parties intend the Restricted Period for this covenant to be no longer than one year. This covenant does not apply to any Covered Employee who provided only secretarial or clerical services.</w:t>
+        <w:t xml:space="preserve">During the Restricted Period, which must not exceed one year for this covenant, Employee must not Solicit, recruit, hire, or attempt to hire any Covered Employee, or otherwise interfere with the employment of any Covered Employee. This restriction does not prohibit Employee from providing a professional reference upon request or from hiring a person who responds to a general advertisement not directed specifically at Employer's employees. This covenant does not apply to any Covered Employee who provided only secretarial or clerical services.</w:t>
       </w:r>
     </w:p>
     <w:p>
@@ -1679,7 +1679,7 @@
         <w:ind w:left="720"/>
       </w:pPr>
       <w:r>
-        <w:t xml:space="preserve">During the Restricted Period, Employee must not Solicit the business of any Covered Customer. This covenant reaches only Covered Customers whom Employee actually serviced or had substantial contact with, and is no broader than necessary to protect Employer's legitimate interest in customer contacts. This covenant maps directly onto Employer's customer-contacts interest and operates alongside the confidentiality and trade-secret protections in this agreement.</w:t>
+        <w:t xml:space="preserve">During the Restricted Period, Employee must not Solicit the business of any Covered Customer. This covenant applies only to Covered Customers whom Employee actually serviced or had substantial contact with.</w:t>
       </w:r>
     </w:p>
     <w:p>
@@ -1718,7 +1718,7 @@
         <w:ind w:left="720"/>
       </w:pPr>
       <w:r>
-        <w:t xml:space="preserve">During the Restricted Period, Employee must not accept, service, or do business with any Covered Customer, regardless of whether Employee or the Covered Customer first initiated contact. This restriction is broader than non-solicitation because it applies even if the Covered Customer approaches Employee. This covenant reaches only Covered Customers whom Employee actually serviced or had substantial contact with, and is no more restrictive than is necessary to protect Employer's trade-secret or customer-contact interest.</w:t>
+        <w:t xml:space="preserve">During the Restricted Period, Employee must not accept, service, or do business with any Covered Customer, regardless of whether Employee or the Covered Customer first initiated contact. This covenant applies only to Covered Customers whom Employee actually serviced or had substantial contact with.</w:t>
       </w:r>
     </w:p>
     <w:p>
@@ -1757,7 +1757,7 @@
         <w:ind w:left="720"/>
       </w:pPr>
       <w:r>
-        <w:t xml:space="preserve">During the Restricted Period, Employee must not engage in, be employed by, consult for, or have an active ownership interest in any Competitive Business within the Restricted Territory. This covenant exists to protect Employer's Protected Interests — its trade secrets and its customer contacts — and not to restrain ordinary competition. The parties intend this covenant's time and territory to be sized to Employee's actual role and Employer's actual market and to be no more restrictive than is necessary. If Employer has identified specific competitors in Cover Terms under Specified Competitors, the parties intend this covenant to be understood and, if necessary, enforced as limited to those named competitors. Passive Public Holdings are permitted.</w:t>
+        <w:t xml:space="preserve">During the Restricted Period, Employee must not engage in, be employed by, consult for, or have an active ownership interest in any Competitive Business within the Restricted Territory. If Specified Competitors are listed in Cover Terms, Competitive Business is limited to those competitors. Passive Public Holdings are permitted.</w:t>
       </w:r>
     </w:p>
     <w:p>
@@ -1796,7 +1796,7 @@
         <w:ind w:left="720"/>
       </w:pPr>
       <w:r>
-        <w:t xml:space="preserve">During the Restricted Period, Employee must not acquire or hold any active ownership interest in, serve as a director, officer, manager, or advisor to, or have material economic participation in any Competitive Business. This restriction primarily targets active or material ownership in private competitors. This covenant is a post-employment restraint no more restrictive than is necessary to protect Employer's trade secrets or customer contacts, and the parties draw it no broader than that interest requires. Passive Public Holdings are permitted.</w:t>
+        <w:t xml:space="preserve">During the Restricted Period, Employee must not acquire or hold any active ownership interest in, serve as a director, officer, manager, or advisor to, or have material economic participation in any Competitive Business. Passive Public Holdings are permitted.</w:t>
       </w:r>
     </w:p>
     <w:p>
@@ -1834,6 +1834,11 @@
       </w:r>
     </w:p>
     <w:p>
+      <w:r>
+        <w:t xml:space="preserve">{IF worker_is_physician}</w:t>
+      </w:r>
+    </w:p>
+    <w:p>
       <w:pPr>
         <w:pStyle w:val="OABody"/>
         <w:keepNext/>
@@ -1859,7 +1864,12 @@
         <w:ind w:left="720"/>
       </w:pPr>
       <w:r>
-        <w:t xml:space="preserve">If Employee is a physician or other health care practitioner, any covenant in this agreement restraining Employee from practice is no more restrictive than is necessary to protect Employer's trade secrets or customer contacts, here patient and referral relationships. Any physician covenant in this agreement is intended to use a narrow radius and a short term, to preserve patient access and continuity of care. This agreement does not rely on any pending or proposed legislation.</w:t>
+        <w:t xml:space="preserve">If Employee is a physician or other health care practitioner, each restriction applies only during the Restricted Period and within the Restricted Territory stated in Cover Terms.</w:t>
+      </w:r>
+    </w:p>
+    <w:p>
+      <w:r>
+        <w:t xml:space="preserve">{END-IF}</w:t>
       </w:r>
     </w:p>
     <w:p>
@@ -1946,7 +1956,7 @@
         <w:ind w:left="720"/>
       </w:pPr>
       <w:r>
-        <w:t xml:space="preserve">If Employee breaches any restrictive covenant in this agreement, the Restricted Period for that covenant is extended by one day for each day of the breach, so that the full duration of the restriction runs from the date the breach ends. The parties do not intend an open-ended or indefinite extension, and any extension must remain reasonable and bounded.</w:t>
+        <w:t xml:space="preserve">If Employee breaches any restrictive covenant in this agreement, the Restricted Period for that covenant is extended by one day for each day of the breach, up to a maximum extension equal to the original Restricted Period.</w:t>
       </w:r>
     </w:p>
     <w:p>
@@ -1975,7 +1985,7 @@
         <w:ind w:left="720"/>
       </w:pPr>
       <w:r>
-        <w:t xml:space="preserve">Employee acknowledges that a breach of this agreement may cause Employer irreparable harm for which money damages would be inadequate. Employer may seek injunctive or other equitable relief in addition to any other remedies available at law, including relief for the actual or threatened misappropriation of a trade secret under the Missouri Uniform Trade Secrets Act.</w:t>
+        <w:t xml:space="preserve">Employee acknowledges that a breach of this agreement may cause Employer irreparable harm for which money damages would be inadequate. Employer may seek injunctive or other equitable relief in addition to any other remedies available at law, including relief under the Missouri Uniform Trade Secrets Act for actual or threatened misappropriation of a trade secret.</w:t>
       </w:r>
     </w:p>
     <w:p>
@@ -2004,7 +2014,7 @@
         <w:ind w:left="720"/>
       </w:pPr>
       <w:r>
-        <w:t xml:space="preserve">If any provision of this agreement is found to be unenforceable, the remaining provisions remain in full force and effect. Each restrictive covenant in this agreement is intended to be independently enforceable, so that a court's refusal to enforce one covenant, or a court's decision to enforce a covenant only to a reasonable extent, does not affect the others.</w:t>
+        <w:t xml:space="preserve">If any provision of this agreement is found to be unenforceable, the remaining provisions remain in full force and effect.</w:t>
       </w:r>
     </w:p>
     <w:p>
@@ -2023,7 +2033,7 @@
           <w:b/>
           <w:bCs/>
         </w:rPr>
-        <w:t xml:space="preserve">Reformation</w:t>
+        <w:t xml:space="preserve">Survival and Expiration of Each Covenant</w:t>
       </w:r>
     </w:p>
     <w:p>
@@ -2033,7 +2043,7 @@
         <w:ind w:left="720"/>
       </w:pPr>
       <w:r>
-        <w:t xml:space="preserve">Employer requests modification of any restraint in this agreement found to be overbroad, to the least extent necessary to make it reasonable and enforceable. Each restrictive covenant in this agreement is drawn as a tiered, severable, reasonable restraint sized to the Protected Interests from the start and is intended to be enforceable as written rather than in reliance on judicial revision.</w:t>
+        <w:t xml:space="preserve">Each restrictive covenant in this agreement survives the termination of Employee's employment for the Restricted Period specified in Cover Terms. Obligations under the Confidential Information and Trade Secret Protection section survive indefinitely to the extent they relate to trade secrets. Each covenant's survival period runs independently for the duration specified for that covenant in Cover Terms. All other provisions survive to the extent necessary to enforce rights that arose during employment.</w:t>
       </w:r>
     </w:p>
     <w:p>
@@ -2052,7 +2062,7 @@
           <w:b/>
           <w:bCs/>
         </w:rPr>
-        <w:t xml:space="preserve">Survival and Expiration of Each Covenant</w:t>
+        <w:t xml:space="preserve">Assignment and Successors</w:t>
       </w:r>
     </w:p>
     <w:p>
@@ -2062,7 +2072,7 @@
         <w:ind w:left="720"/>
       </w:pPr>
       <w:r>
-        <w:t xml:space="preserve">Each restrictive covenant in this agreement survives the termination of Employee's employment for the Restricted Period specified in Cover Terms. Obligations under the Confidential Information and Trade Secret Protection section survive indefinitely to the extent they relate to trade secrets. Each covenant's survival period runs independently for the duration specified for that covenant in Cover Terms. All other provisions survive to the extent necessary to enforce rights that arose during employment.</w:t>
+        <w:t xml:space="preserve">Employee may not assign this agreement or any rights or obligations under it. Employer may assign this agreement to any affiliate, successor, or acquirer of all or substantially all of Employer's business or assets. This agreement is binding on and inures to the benefit of the parties and their respective heirs, successors, and permitted assigns. An assignee takes this agreement subject to the same limits and acquires no greater rights than Employer holds under it.</w:t>
       </w:r>
     </w:p>
     <w:p>
@@ -2081,7 +2091,7 @@
           <w:b/>
           <w:bCs/>
         </w:rPr>
-        <w:t xml:space="preserve">Assignment and Successors</w:t>
+        <w:t xml:space="preserve">Governing Law, Venue, and Dispute Process</w:t>
       </w:r>
     </w:p>
     <w:p>
@@ -2091,36 +2101,7 @@
         <w:ind w:left="720"/>
       </w:pPr>
       <w:r>
-        <w:t xml:space="preserve">Employee may not assign this agreement or any rights or obligations under it. Employer may assign this agreement to any affiliate, successor, or acquirer of all or substantially all of Employer's business or assets. This agreement is binding on and inures to the benefit of the parties and their respective heirs, successors, and permitted assigns. An assignee takes this agreement subject to the same limits and acquires no greater rights than Employer holds under it.</w:t>
-      </w:r>
-    </w:p>
-    <w:p>
-      <w:pPr>
-        <w:pStyle w:val="OABody"/>
-        <w:keepNext/>
-        <w:numPr>
-          <w:ilvl w:val="0"/>
-          <w:numId w:val="1"/>
-        </w:numPr>
-        <w:spacing w:before="320" w:after="120" w:line="340" w:lineRule="auto"/>
-        <w:jc w:val="left"/>
-      </w:pPr>
-      <w:r>
-        <w:rPr>
-          <w:b/>
-          <w:bCs/>
-        </w:rPr>
-        <w:t xml:space="preserve">Governing Law, Venue, and Dispute Process</w:t>
-      </w:r>
-    </w:p>
-    <w:p>
-      <w:pPr>
-        <w:pStyle w:val="OABody"/>
-        <w:spacing w:before="0" w:after="120" w:line="340" w:lineRule="auto"/>
-        <w:ind w:left="720"/>
-      </w:pPr>
-      <w:r>
-        <w:t xml:space="preserve">This agreement is governed by the law listed in Cover Terms. Disputes will be resolved in the courts of the Governing Law state, subject to non-waivable rights under applicable law. The parties intend that the governing-law and venue choices match where Employee actually lives and works.</w:t>
+        <w:t xml:space="preserve">This agreement is governed by the law listed in Cover Terms. Disputes will be resolved in the courts of the Governing Law state, subject to non-waivable rights under applicable law.</w:t>
       </w:r>
     </w:p>
     <w:p>

--- a/templates/openagreements-cc-by-4.0/openagreements-restrictive-covenant-missouri/template.fill.docx
+++ b/templates/openagreements-cc-by-4.0/openagreements-restrictive-covenant-missouri/template.fill.docx
@@ -2043,7 +2043,7 @@
         <w:ind w:left="720"/>
       </w:pPr>
       <w:r>
-        <w:t xml:space="preserve">Each restrictive covenant in this agreement survives the termination of Employee's employment for the Restricted Period specified in Cover Terms. Obligations under the Confidential Information and Trade Secret Protection section survive indefinitely to the extent they relate to trade secrets. Each covenant's survival period runs independently for the duration specified for that covenant in Cover Terms. All other provisions survive to the extent necessary to enforce rights that arose during employment.</w:t>
+        <w:t xml:space="preserve">Each restrictive covenant in this agreement survives the termination of Employee's employment for the Restricted Period specified in Cover Terms. Obligations under the Confidential Information and Trade Secret Protection section survive for the Trade Secrets Duration specified in Cover Terms to the extent they relate to trade secrets, and for the Other Confidential Information Duration specified in Cover Terms for other Confidential Information. Each covenant's survival period runs independently for the duration specified for that covenant in Cover Terms. All other provisions survive to the extent necessary to enforce rights that arose during employment.</w:t>
       </w:r>
     </w:p>
     <w:p>

--- a/templates/openagreements-cc-by-4.0/openagreements-restrictive-covenant-missouri/template.fill.docx
+++ b/templates/openagreements-cc-by-4.0/openagreements-restrictive-covenant-missouri/template.fill.docx
@@ -3182,169 +3182,79 @@
 
 <file path=word/header1.xml><?xml version="1.0" encoding="utf-8"?>
 <w:hdr xmlns:w="http://schemas.openxmlformats.org/wordprocessingml/2006/main" xmlns:r="http://schemas.openxmlformats.org/officeDocument/2006/relationships">
-  <w:tbl>
-    <w:tblPr>
-      <w:tblW w:w="10080" w:type="dxa"/>
-      <w:tblBorders>
-        <w:top w:val="none" w:sz="0" w:space="0" w:color="auto"/>
-        <w:left w:val="none" w:sz="0" w:space="0" w:color="auto"/>
+  <w:p>
+    <w:pPr>
+      <w:pBdr>
         <w:bottom w:val="single" w:sz="8" w:space="0" w:color="107087"/>
-        <w:right w:val="none" w:sz="0" w:space="0" w:color="auto"/>
-        <w:insideH w:val="none" w:sz="0" w:space="0" w:color="auto"/>
-        <w:insideV w:val="none" w:sz="0" w:space="0" w:color="auto"/>
-      </w:tblBorders>
-      <w:tblLayout w:type="fixed"/>
-    </w:tblPr>
-    <w:tblGrid>
-      <w:gridCol w:w="10080"/>
-    </w:tblGrid>
-    <w:tr>
-      <w:tc>
-        <w:tcPr>
-          <w:tcW w:w="10080" w:type="dxa"/>
-          <w:tcBorders>
-            <w:bottom w:val="single" w:sz="8" w:space="0" w:color="107087"/>
-          </w:tcBorders>
-          <w:tcMar>
-            <w:top w:w="0" w:type="dxa"/>
-            <w:left w:w="0" w:type="dxa"/>
-            <w:bottom w:w="40" w:type="dxa"/>
-            <w:right w:w="0" w:type="dxa"/>
-          </w:tcMar>
-        </w:tcPr>
-        <w:p>
-          <w:pPr>
-            <w:spacing w:after="0"/>
-            <w:jc w:val="right"/>
-          </w:pPr>
-          <w:r>
-            <w:rPr>
-              <w:rFonts w:ascii="Arial" w:hAnsi="Arial" w:cs="Arial"/>
-              <w:b/>
-              <w:bCs/>
-              <w:caps/>
-              <w:color w:val="107087"/>
-              <w:sz w:val="18"/>
-              <w:szCs w:val="18"/>
-            </w:rPr>
-            <w:t xml:space="preserve">Cover Terms</w:t>
-          </w:r>
-        </w:p>
-      </w:tc>
-    </w:tr>
-  </w:tbl>
+      </w:pBdr>
+      <w:spacing w:after="0"/>
+      <w:jc w:val="right"/>
+    </w:pPr>
+    <w:r>
+      <w:rPr>
+        <w:rFonts w:ascii="Arial" w:hAnsi="Arial" w:cs="Arial"/>
+        <w:b/>
+        <w:bCs/>
+        <w:caps/>
+        <w:color w:val="107087"/>
+        <w:sz w:val="18"/>
+        <w:szCs w:val="18"/>
+      </w:rPr>
+      <w:t xml:space="preserve">Cover Terms</w:t>
+    </w:r>
+  </w:p>
 </w:hdr>
 </file>
 
 <file path=word/header2.xml><?xml version="1.0" encoding="utf-8"?>
 <w:hdr xmlns:w="http://schemas.openxmlformats.org/wordprocessingml/2006/main" xmlns:r="http://schemas.openxmlformats.org/officeDocument/2006/relationships">
-  <w:tbl>
-    <w:tblPr>
-      <w:tblW w:w="10080" w:type="dxa"/>
-      <w:tblBorders>
-        <w:top w:val="none" w:sz="0" w:space="0" w:color="auto"/>
-        <w:left w:val="none" w:sz="0" w:space="0" w:color="auto"/>
+  <w:p>
+    <w:pPr>
+      <w:pBdr>
         <w:bottom w:val="single" w:sz="8" w:space="0" w:color="107087"/>
-        <w:right w:val="none" w:sz="0" w:space="0" w:color="auto"/>
-        <w:insideH w:val="none" w:sz="0" w:space="0" w:color="auto"/>
-        <w:insideV w:val="none" w:sz="0" w:space="0" w:color="auto"/>
-      </w:tblBorders>
-      <w:tblLayout w:type="fixed"/>
-    </w:tblPr>
-    <w:tblGrid>
-      <w:gridCol w:w="10080"/>
-    </w:tblGrid>
-    <w:tr>
-      <w:tc>
-        <w:tcPr>
-          <w:tcW w:w="10080" w:type="dxa"/>
-          <w:tcBorders>
-            <w:bottom w:val="single" w:sz="8" w:space="0" w:color="107087"/>
-          </w:tcBorders>
-          <w:tcMar>
-            <w:top w:w="0" w:type="dxa"/>
-            <w:left w:w="0" w:type="dxa"/>
-            <w:bottom w:w="40" w:type="dxa"/>
-            <w:right w:w="0" w:type="dxa"/>
-          </w:tcMar>
-        </w:tcPr>
-        <w:p>
-          <w:pPr>
-            <w:spacing w:after="0"/>
-            <w:jc w:val="right"/>
-          </w:pPr>
-          <w:r>
-            <w:rPr>
-              <w:rFonts w:ascii="Arial" w:hAnsi="Arial" w:cs="Arial"/>
-              <w:b/>
-              <w:bCs/>
-              <w:caps/>
-              <w:color w:val="107087"/>
-              <w:sz w:val="18"/>
-              <w:szCs w:val="18"/>
-            </w:rPr>
-            <w:t xml:space="preserve">Standard Terms</w:t>
-          </w:r>
-        </w:p>
-      </w:tc>
-    </w:tr>
-  </w:tbl>
+      </w:pBdr>
+      <w:spacing w:after="0"/>
+      <w:jc w:val="right"/>
+    </w:pPr>
+    <w:r>
+      <w:rPr>
+        <w:rFonts w:ascii="Arial" w:hAnsi="Arial" w:cs="Arial"/>
+        <w:b/>
+        <w:bCs/>
+        <w:caps/>
+        <w:color w:val="107087"/>
+        <w:sz w:val="18"/>
+        <w:szCs w:val="18"/>
+      </w:rPr>
+      <w:t xml:space="preserve">Standard Terms</w:t>
+    </w:r>
+  </w:p>
 </w:hdr>
 </file>
 
 <file path=word/header3.xml><?xml version="1.0" encoding="utf-8"?>
 <w:hdr xmlns:w="http://schemas.openxmlformats.org/wordprocessingml/2006/main" xmlns:r="http://schemas.openxmlformats.org/officeDocument/2006/relationships">
-  <w:tbl>
-    <w:tblPr>
-      <w:tblW w:w="10080" w:type="dxa"/>
-      <w:tblBorders>
-        <w:top w:val="none" w:sz="0" w:space="0" w:color="auto"/>
-        <w:left w:val="none" w:sz="0" w:space="0" w:color="auto"/>
+  <w:p>
+    <w:pPr>
+      <w:pBdr>
         <w:bottom w:val="single" w:sz="8" w:space="0" w:color="107087"/>
-        <w:right w:val="none" w:sz="0" w:space="0" w:color="auto"/>
-        <w:insideH w:val="none" w:sz="0" w:space="0" w:color="auto"/>
-        <w:insideV w:val="none" w:sz="0" w:space="0" w:color="auto"/>
-      </w:tblBorders>
-      <w:tblLayout w:type="fixed"/>
-    </w:tblPr>
-    <w:tblGrid>
-      <w:gridCol w:w="10080"/>
-    </w:tblGrid>
-    <w:tr>
-      <w:tc>
-        <w:tcPr>
-          <w:tcW w:w="10080" w:type="dxa"/>
-          <w:tcBorders>
-            <w:bottom w:val="single" w:sz="8" w:space="0" w:color="107087"/>
-          </w:tcBorders>
-          <w:tcMar>
-            <w:top w:w="0" w:type="dxa"/>
-            <w:left w:w="0" w:type="dxa"/>
-            <w:bottom w:w="40" w:type="dxa"/>
-            <w:right w:w="0" w:type="dxa"/>
-          </w:tcMar>
-        </w:tcPr>
-        <w:p>
-          <w:pPr>
-            <w:spacing w:after="0"/>
-            <w:jc w:val="right"/>
-          </w:pPr>
-          <w:r>
-            <w:rPr>
-              <w:rFonts w:ascii="Arial" w:hAnsi="Arial" w:cs="Arial"/>
-              <w:b/>
-              <w:bCs/>
-              <w:caps/>
-              <w:color w:val="107087"/>
-              <w:sz w:val="18"/>
-              <w:szCs w:val="18"/>
-            </w:rPr>
-            <w:t xml:space="preserve">Signature Page</w:t>
-          </w:r>
-        </w:p>
-      </w:tc>
-    </w:tr>
-  </w:tbl>
+      </w:pBdr>
+      <w:spacing w:after="0"/>
+      <w:jc w:val="right"/>
+    </w:pPr>
+    <w:r>
+      <w:rPr>
+        <w:rFonts w:ascii="Arial" w:hAnsi="Arial" w:cs="Arial"/>
+        <w:b/>
+        <w:bCs/>
+        <w:caps/>
+        <w:color w:val="107087"/>
+        <w:sz w:val="18"/>
+        <w:szCs w:val="18"/>
+      </w:rPr>
+      <w:t xml:space="preserve">Signature Page</w:t>
+    </w:r>
+  </w:p>
 </w:hdr>
 </file>
 

--- a/templates/openagreements-cc-by-4.0/openagreements-restrictive-covenant-missouri/template.fill.docx
+++ b/templates/openagreements-cc-by-4.0/openagreements-restrictive-covenant-missouri/template.fill.docx
@@ -388,7 +388,7 @@
                 <w:rFonts w:ascii="Arial" w:hAnsi="Arial" w:cs="Arial"/>
                 <w:i/>
                 <w:iCs/>
-                <w:color w:val="494A4B"/>
+                <w:color w:val="1D2021"/>
                 <w:sz w:val="21"/>
                 <w:szCs w:val="21"/>
               </w:rPr>
@@ -412,7 +412,7 @@
                 <w:rFonts w:ascii="Arial" w:hAnsi="Arial" w:cs="Arial"/>
                 <w:i/>
                 <w:iCs/>
-                <w:color w:val="494A4B"/>
+                <w:color w:val="1D2021"/>
                 <w:sz w:val="21"/>
                 <w:szCs w:val="21"/>
                 <w:highlight w:val="yellow"/>
@@ -439,7 +439,7 @@
                 <w:rFonts w:ascii="Arial" w:hAnsi="Arial" w:cs="Arial"/>
                 <w:i/>
                 <w:iCs/>
-                <w:color w:val="494A4B"/>
+                <w:color w:val="1D2021"/>
                 <w:sz w:val="21"/>
                 <w:szCs w:val="21"/>
               </w:rPr>
@@ -463,7 +463,7 @@
                 <w:rFonts w:ascii="Arial" w:hAnsi="Arial" w:cs="Arial"/>
                 <w:i/>
                 <w:iCs/>
-                <w:color w:val="494A4B"/>
+                <w:color w:val="1D2021"/>
                 <w:sz w:val="21"/>
                 <w:szCs w:val="21"/>
                 <w:highlight w:val="yellow"/>
@@ -527,7 +527,7 @@
                 <w:rFonts w:ascii="Arial" w:hAnsi="Arial" w:cs="Arial"/>
                 <w:i/>
                 <w:iCs/>
-                <w:color w:val="494A4B"/>
+                <w:color w:val="1D2021"/>
                 <w:sz w:val="21"/>
                 <w:szCs w:val="21"/>
               </w:rPr>
@@ -551,7 +551,7 @@
                 <w:rFonts w:ascii="Arial" w:hAnsi="Arial" w:cs="Arial"/>
                 <w:i/>
                 <w:iCs/>
-                <w:color w:val="494A4B"/>
+                <w:color w:val="1D2021"/>
                 <w:sz w:val="21"/>
                 <w:szCs w:val="21"/>
                 <w:highlight w:val="yellow"/>
@@ -618,7 +618,7 @@
                 <w:rFonts w:ascii="Arial" w:hAnsi="Arial" w:cs="Arial"/>
                 <w:i/>
                 <w:iCs/>
-                <w:color w:val="494A4B"/>
+                <w:color w:val="1D2021"/>
                 <w:sz w:val="21"/>
                 <w:szCs w:val="21"/>
               </w:rPr>
@@ -642,7 +642,7 @@
                 <w:rFonts w:ascii="Arial" w:hAnsi="Arial" w:cs="Arial"/>
                 <w:i/>
                 <w:iCs/>
-                <w:color w:val="494A4B"/>
+                <w:color w:val="1D2021"/>
                 <w:sz w:val="21"/>
                 <w:szCs w:val="21"/>
                 <w:highlight w:val="yellow"/>
@@ -709,7 +709,7 @@
                 <w:rFonts w:ascii="Arial" w:hAnsi="Arial" w:cs="Arial"/>
                 <w:i/>
                 <w:iCs/>
-                <w:color w:val="494A4B"/>
+                <w:color w:val="1D2021"/>
                 <w:sz w:val="21"/>
                 <w:szCs w:val="21"/>
               </w:rPr>
@@ -733,7 +733,7 @@
                 <w:rFonts w:ascii="Arial" w:hAnsi="Arial" w:cs="Arial"/>
                 <w:i/>
                 <w:iCs/>
-                <w:color w:val="494A4B"/>
+                <w:color w:val="1D2021"/>
                 <w:sz w:val="21"/>
                 <w:szCs w:val="21"/>
                 <w:highlight w:val="yellow"/>
@@ -766,7 +766,7 @@
                 <w:rFonts w:ascii="Arial" w:hAnsi="Arial" w:cs="Arial"/>
                 <w:i/>
                 <w:iCs/>
-                <w:color w:val="494A4B"/>
+                <w:color w:val="1D2021"/>
                 <w:sz w:val="21"/>
                 <w:szCs w:val="21"/>
               </w:rPr>
@@ -790,7 +790,7 @@
                 <w:rFonts w:ascii="Arial" w:hAnsi="Arial" w:cs="Arial"/>
                 <w:i/>
                 <w:iCs/>
-                <w:color w:val="494A4B"/>
+                <w:color w:val="1D2021"/>
                 <w:sz w:val="21"/>
                 <w:szCs w:val="21"/>
                 <w:highlight w:val="yellow"/>
@@ -823,7 +823,7 @@
                 <w:rFonts w:ascii="Arial" w:hAnsi="Arial" w:cs="Arial"/>
                 <w:i/>
                 <w:iCs/>
-                <w:color w:val="494A4B"/>
+                <w:color w:val="1D2021"/>
                 <w:sz w:val="21"/>
                 <w:szCs w:val="21"/>
               </w:rPr>
@@ -847,7 +847,7 @@
                 <w:rFonts w:ascii="Arial" w:hAnsi="Arial" w:cs="Arial"/>
                 <w:i/>
                 <w:iCs/>
-                <w:color w:val="494A4B"/>
+                <w:color w:val="1D2021"/>
                 <w:sz w:val="21"/>
                 <w:szCs w:val="21"/>
                 <w:highlight w:val="yellow"/>
@@ -880,7 +880,7 @@
                 <w:rFonts w:ascii="Arial" w:hAnsi="Arial" w:cs="Arial"/>
                 <w:i/>
                 <w:iCs/>
-                <w:color w:val="494A4B"/>
+                <w:color w:val="1D2021"/>
                 <w:sz w:val="21"/>
                 <w:szCs w:val="21"/>
               </w:rPr>
@@ -904,7 +904,7 @@
                 <w:rFonts w:ascii="Arial" w:hAnsi="Arial" w:cs="Arial"/>
                 <w:i/>
                 <w:iCs/>
-                <w:color w:val="494A4B"/>
+                <w:color w:val="1D2021"/>
                 <w:sz w:val="21"/>
                 <w:szCs w:val="21"/>
                 <w:highlight w:val="yellow"/>
@@ -971,7 +971,7 @@
                 <w:rFonts w:ascii="Arial" w:hAnsi="Arial" w:cs="Arial"/>
                 <w:i/>
                 <w:iCs/>
-                <w:color w:val="494A4B"/>
+                <w:color w:val="1D2021"/>
                 <w:sz w:val="21"/>
                 <w:szCs w:val="21"/>
               </w:rPr>
@@ -995,7 +995,7 @@
                 <w:rFonts w:ascii="Arial" w:hAnsi="Arial" w:cs="Arial"/>
                 <w:i/>
                 <w:iCs/>
-                <w:color w:val="494A4B"/>
+                <w:color w:val="1D2021"/>
                 <w:sz w:val="21"/>
                 <w:szCs w:val="21"/>
                 <w:highlight w:val="yellow"/>
@@ -1062,7 +1062,7 @@
                 <w:rFonts w:ascii="Arial" w:hAnsi="Arial" w:cs="Arial"/>
                 <w:i/>
                 <w:iCs/>
-                <w:color w:val="494A4B"/>
+                <w:color w:val="1D2021"/>
                 <w:sz w:val="21"/>
                 <w:szCs w:val="21"/>
               </w:rPr>
@@ -1086,7 +1086,7 @@
                 <w:rFonts w:ascii="Arial" w:hAnsi="Arial" w:cs="Arial"/>
                 <w:i/>
                 <w:iCs/>
-                <w:color w:val="494A4B"/>
+                <w:color w:val="1D2021"/>
                 <w:sz w:val="21"/>
                 <w:szCs w:val="21"/>
                 <w:highlight w:val="yellow"/>
@@ -1144,7 +1144,7 @@
                 <w:rFonts w:ascii="Arial" w:hAnsi="Arial" w:cs="Arial"/>
                 <w:i/>
                 <w:iCs/>
-                <w:color w:val="494A4B"/>
+                <w:color w:val="1D2021"/>
                 <w:sz w:val="21"/>
                 <w:szCs w:val="21"/>
               </w:rPr>
@@ -1168,7 +1168,7 @@
                 <w:rFonts w:ascii="Arial" w:hAnsi="Arial" w:cs="Arial"/>
                 <w:i/>
                 <w:iCs/>
-                <w:color w:val="494A4B"/>
+                <w:color w:val="1D2021"/>
                 <w:sz w:val="21"/>
                 <w:szCs w:val="21"/>
                 <w:highlight w:val="yellow"/>

--- a/templates/openagreements-cc-by-4.0/openagreements-restrictive-covenant-missouri/template.fill.docx
+++ b/templates/openagreements-cc-by-4.0/openagreements-restrictive-covenant-missouri/template.fill.docx
@@ -1236,7 +1236,7 @@
         <w:t xml:space="preserve">“Competitive Business”</w:t>
       </w:r>
       <w:r>
-        <w:t xml:space="preserve"> means the business activities described in Cover Terms under Competitive Business.</w:t>
+        <w:t xml:space="preserve"> means a person or entity that engages in the business activities described in Cover Terms under Competitive Business.</w:t>
       </w:r>
     </w:p>
     <w:p>
